--- a/atelier/atelier_124.docx
+++ b/atelier/atelier_124.docx
@@ -288,7 +288,7 @@
           </w:tcPr>
           <w:p>
             <w:r>
-              <w:t xml:space="preserve">La squad (Dev + Ops), écran partagé, .gitlab-ci.yml</w:t>
+              <w:t xml:space="preserve">La squad (Dev + Ops), écran partagé,.gitlab-ci.yml</w:t>
             </w:r>
           </w:p>
         </w:tc>
@@ -441,7 +441,7 @@
           </w:tcPr>
           <w:p>
             <w:r>
-              <w:t xml:space="preserve">Stages test (#122) et lint (#123) en place</w:t>
+              <w:t xml:space="preserve">Stages test et lint en place</w:t>
             </w:r>
           </w:p>
         </w:tc>
@@ -647,27 +647,27 @@
                 <w:sz w:val="18"/>
                 <w:szCs w:val="18"/>
               </w:rPr>
-              <w:t xml:space="preserve">  include:</w:t>
-            </w:r>
-          </w:p>
-          <w:p>
-            <w:r>
-              <w:rPr>
-                <w:rFonts w:ascii="Consolas" w:cs="Consolas" w:eastAsia="Consolas" w:hAnsi="Consolas"/>
-                <w:sz w:val="18"/>
-                <w:szCs w:val="18"/>
-              </w:rPr>
-              <w:t xml:space="preserve">    - template: Jobs/SAST.gitlab-ci.yml</w:t>
-            </w:r>
-          </w:p>
-          <w:p>
-            <w:r>
-              <w:rPr>
-                <w:rFonts w:ascii="Consolas" w:cs="Consolas" w:eastAsia="Consolas" w:hAnsi="Consolas"/>
-                <w:sz w:val="18"/>
-                <w:szCs w:val="18"/>
-              </w:rPr>
-              <w:t xml:space="preserve">    - template: Jobs/Dependency-Scanning.gitlab-ci.yml</w:t>
+              <w:t xml:space="preserve"> include:</w:t>
+            </w:r>
+          </w:p>
+          <w:p>
+            <w:r>
+              <w:rPr>
+                <w:rFonts w:ascii="Consolas" w:cs="Consolas" w:eastAsia="Consolas" w:hAnsi="Consolas"/>
+                <w:sz w:val="18"/>
+                <w:szCs w:val="18"/>
+              </w:rPr>
+              <w:t xml:space="preserve"> - template: Jobs/SAST.gitlab-ci.yml</w:t>
+            </w:r>
+          </w:p>
+          <w:p>
+            <w:r>
+              <w:rPr>
+                <w:rFonts w:ascii="Consolas" w:cs="Consolas" w:eastAsia="Consolas" w:hAnsi="Consolas"/>
+                <w:sz w:val="18"/>
+                <w:szCs w:val="18"/>
+              </w:rPr>
+              <w:t xml:space="preserve"> - template: Jobs/Dependency-Scanning.gitlab-ci.yml</w:t>
             </w:r>
           </w:p>
           <w:p>
@@ -687,27 +687,27 @@
                 <w:sz w:val="18"/>
                 <w:szCs w:val="18"/>
               </w:rPr>
-              <w:t xml:space="preserve">  # Les templates ajoutent automatiquement :</w:t>
-            </w:r>
-          </w:p>
-          <w:p>
-            <w:r>
-              <w:rPr>
-                <w:rFonts w:ascii="Consolas" w:cs="Consolas" w:eastAsia="Consolas" w:hAnsi="Consolas"/>
-                <w:sz w:val="18"/>
-                <w:szCs w:val="18"/>
-              </w:rPr>
-              <w:t xml:space="preserve">  #   - sast            : analyse statique du code</w:t>
-            </w:r>
-          </w:p>
-          <w:p>
-            <w:r>
-              <w:rPr>
-                <w:rFonts w:ascii="Consolas" w:cs="Consolas" w:eastAsia="Consolas" w:hAnsi="Consolas"/>
-                <w:sz w:val="18"/>
-                <w:szCs w:val="18"/>
-              </w:rPr>
-              <w:t xml:space="preserve">  #   - dependency_scanning : CVE dans les dépendances</w:t>
+              <w:t xml:space="preserve"> # Les templates ajoutent automatiquement :</w:t>
+            </w:r>
+          </w:p>
+          <w:p>
+            <w:r>
+              <w:rPr>
+                <w:rFonts w:ascii="Consolas" w:cs="Consolas" w:eastAsia="Consolas" w:hAnsi="Consolas"/>
+                <w:sz w:val="18"/>
+                <w:szCs w:val="18"/>
+              </w:rPr>
+              <w:t xml:space="preserve"> # - sast : analyse statique du code</w:t>
+            </w:r>
+          </w:p>
+          <w:p>
+            <w:r>
+              <w:rPr>
+                <w:rFonts w:ascii="Consolas" w:cs="Consolas" w:eastAsia="Consolas" w:hAnsi="Consolas"/>
+                <w:sz w:val="18"/>
+                <w:szCs w:val="18"/>
+              </w:rPr>
+              <w:t xml:space="preserve"> # - dependency_scanning : CVE dans les dépendances</w:t>
             </w:r>
           </w:p>
           <w:p>
@@ -727,47 +727,47 @@
                 <w:sz w:val="18"/>
                 <w:szCs w:val="18"/>
               </w:rPr>
-              <w:t xml:space="preserve">  stages:</w:t>
-            </w:r>
-          </w:p>
-          <w:p>
-            <w:r>
-              <w:rPr>
-                <w:rFonts w:ascii="Consolas" w:cs="Consolas" w:eastAsia="Consolas" w:hAnsi="Consolas"/>
-                <w:sz w:val="18"/>
-                <w:szCs w:val="18"/>
-              </w:rPr>
-              <w:t xml:space="preserve">    - build</w:t>
-            </w:r>
-          </w:p>
-          <w:p>
-            <w:r>
-              <w:rPr>
-                <w:rFonts w:ascii="Consolas" w:cs="Consolas" w:eastAsia="Consolas" w:hAnsi="Consolas"/>
-                <w:sz w:val="18"/>
-                <w:szCs w:val="18"/>
-              </w:rPr>
-              <w:t xml:space="preserve">    - test</w:t>
-            </w:r>
-          </w:p>
-          <w:p>
-            <w:r>
-              <w:rPr>
-                <w:rFonts w:ascii="Consolas" w:cs="Consolas" w:eastAsia="Consolas" w:hAnsi="Consolas"/>
-                <w:sz w:val="18"/>
-                <w:szCs w:val="18"/>
-              </w:rPr>
-              <w:t xml:space="preserve">    - lint</w:t>
-            </w:r>
-          </w:p>
-          <w:p>
-            <w:r>
-              <w:rPr>
-                <w:rFonts w:ascii="Consolas" w:cs="Consolas" w:eastAsia="Consolas" w:hAnsi="Consolas"/>
-                <w:sz w:val="18"/>
-                <w:szCs w:val="18"/>
-              </w:rPr>
-              <w:t xml:space="preserve">    - security      # &lt;- le nouveau stage</w:t>
+              <w:t xml:space="preserve"> stages:</w:t>
+            </w:r>
+          </w:p>
+          <w:p>
+            <w:r>
+              <w:rPr>
+                <w:rFonts w:ascii="Consolas" w:cs="Consolas" w:eastAsia="Consolas" w:hAnsi="Consolas"/>
+                <w:sz w:val="18"/>
+                <w:szCs w:val="18"/>
+              </w:rPr>
+              <w:t xml:space="preserve"> - build</w:t>
+            </w:r>
+          </w:p>
+          <w:p>
+            <w:r>
+              <w:rPr>
+                <w:rFonts w:ascii="Consolas" w:cs="Consolas" w:eastAsia="Consolas" w:hAnsi="Consolas"/>
+                <w:sz w:val="18"/>
+                <w:szCs w:val="18"/>
+              </w:rPr>
+              <w:t xml:space="preserve"> - test</w:t>
+            </w:r>
+          </w:p>
+          <w:p>
+            <w:r>
+              <w:rPr>
+                <w:rFonts w:ascii="Consolas" w:cs="Consolas" w:eastAsia="Consolas" w:hAnsi="Consolas"/>
+                <w:sz w:val="18"/>
+                <w:szCs w:val="18"/>
+              </w:rPr>
+              <w:t xml:space="preserve"> - lint</w:t>
+            </w:r>
+          </w:p>
+          <w:p>
+            <w:r>
+              <w:rPr>
+                <w:rFonts w:ascii="Consolas" w:cs="Consolas" w:eastAsia="Consolas" w:hAnsi="Consolas"/>
+                <w:sz w:val="18"/>
+                <w:szCs w:val="18"/>
+              </w:rPr>
+              <w:t xml:space="preserve"> - security # &lt;- le nouveau stage</w:t>
             </w:r>
           </w:p>
           <w:p>
@@ -787,37 +787,37 @@
                 <w:sz w:val="18"/>
                 <w:szCs w:val="18"/>
               </w:rPr>
-              <w:t xml:space="preserve">  -&gt; les résultats apparaissent dans la MR (vulnérabilités</w:t>
-            </w:r>
-          </w:p>
-          <w:p>
-            <w:r>
-              <w:rPr>
-                <w:rFonts w:ascii="Consolas" w:cs="Consolas" w:eastAsia="Consolas" w:hAnsi="Consolas"/>
-                <w:sz w:val="18"/>
-                <w:szCs w:val="18"/>
-              </w:rPr>
-              <w:t xml:space="preserve">     détectées), permettant de décider avant de merger.</w:t>
-            </w:r>
-          </w:p>
-          <w:p>
-            <w:r>
-              <w:rPr>
-                <w:rFonts w:ascii="Consolas" w:cs="Consolas" w:eastAsia="Consolas" w:hAnsi="Consolas"/>
-                <w:sz w:val="18"/>
-                <w:szCs w:val="18"/>
-              </w:rPr>
-              <w:t xml:space="preserve">  Note : selon le tier GitLab, certaines fonctionnalités</w:t>
-            </w:r>
-          </w:p>
-          <w:p>
-            <w:r>
-              <w:rPr>
-                <w:rFonts w:ascii="Consolas" w:cs="Consolas" w:eastAsia="Consolas" w:hAnsi="Consolas"/>
-                <w:sz w:val="18"/>
-                <w:szCs w:val="18"/>
-              </w:rPr>
-              <w:t xml:space="preserve">  de visualisation varient ; le scan lui-même reste utile.</w:t>
+              <w:t xml:space="preserve"> -&gt; les résultats apparaissent dans la MR (vulnérabilités</w:t>
+            </w:r>
+          </w:p>
+          <w:p>
+            <w:r>
+              <w:rPr>
+                <w:rFonts w:ascii="Consolas" w:cs="Consolas" w:eastAsia="Consolas" w:hAnsi="Consolas"/>
+                <w:sz w:val="18"/>
+                <w:szCs w:val="18"/>
+              </w:rPr>
+              <w:t xml:space="preserve"> détectées), permettant de décider avant de merger.</w:t>
+            </w:r>
+          </w:p>
+          <w:p>
+            <w:r>
+              <w:rPr>
+                <w:rFonts w:ascii="Consolas" w:cs="Consolas" w:eastAsia="Consolas" w:hAnsi="Consolas"/>
+                <w:sz w:val="18"/>
+                <w:szCs w:val="18"/>
+              </w:rPr>
+              <w:t xml:space="preserve"> Note : selon le tier GitLab, certaines fonctionnalités</w:t>
+            </w:r>
+          </w:p>
+          <w:p>
+            <w:r>
+              <w:rPr>
+                <w:rFonts w:ascii="Consolas" w:cs="Consolas" w:eastAsia="Consolas" w:hAnsi="Consolas"/>
+                <w:sz w:val="18"/>
+                <w:szCs w:val="18"/>
+              </w:rPr>
+              <w:t xml:space="preserve"> de visualisation varient ; le scan lui-même reste utile.</w:t>
             </w:r>
           </w:p>
         </w:tc>
@@ -872,7 +872,7 @@
         <w:spacing w:after="80"/>
       </w:pPr>
       <w:r>
-        <w:t xml:space="preserve">Décider quoi faire des vulnérabilités existantes : un premier scan révèle souvent des vulnérabilités préexistantes. Décider d’une stratégie (traiter les critiques d’abord, planifier le reste) pour ne pas tout bloquer d’un coup — le durcissement bloquant viendra au #125 (quality gates).</w:t>
+        <w:t xml:space="preserve">Décider quoi faire des vulnérabilités existantes : un premier scan révèle souvent des vulnérabilités préexistantes. Décider d’une stratégie (traiter les critiques d’abord, planifier le reste) pour ne pas tout bloquer d’un coup — le durcissement bloquant viendra au complétion et quality gates : des seuils qui bloquent (quality gates).</w:t>
       </w:r>
     </w:p>
     <w:p>
@@ -1164,7 +1164,7 @@
         <w:spacing w:after="120"/>
       </w:pPr>
       <w:r>
-        <w:t xml:space="preserve">Le pipeline a désormais build + test + lint + sécu : les trois filets sont présents. Reste #125 (complétion et quality gates) : s’assurer qu’aucun stage ne manque, et surtout définir des SEUILS BLOQUANTS — pour que les contrôles ne soient pas seulement informatifs mais empêchent réellement de merger/déployer en cas de problème. Le scan de sécurité posé ici sera, au #125, doté de seuils (ex. bloquer sur vulnérabilité critique).</w:t>
+        <w:t xml:space="preserve">Le pipeline a désormais build + test + lint + sécu : les trois filets sont présents. Reste (complétion et quality gates) : s’assurer qu’aucun stage ne manque, et surtout définir des SEUILS BLOQUANTS — pour que les contrôles ne soient pas seulement informatifs mais empêchent réellement de merger/déployer en cas de problème. Le scan de sécurité posé ici sera, au complétion et quality gates : des seuils qui bloquent, doté de seuils (ex. bloquer sur vulnérabilité critique).</w:t>
       </w:r>
     </w:p>
     <w:p>
@@ -1180,7 +1180,7 @@
         <w:spacing w:after="120"/>
       </w:pPr>
       <w:r>
-        <w:t xml:space="preserve">La squad a ajouté un stage de sécurité au pipeline via les templates GitLab — SAST (failles dans son code) et scan de dépendances (CVE dans ses bibliothèques) — avec les résultats remontés dans les MR et une stratégie pour les vulnérabilités préexistantes. Le scan CVE renvoyé par P03-120 est traité ici, complémentaire de la fixation des versions. Le troisième filet, la sécurité, est en place, répondant à une exigence bancaire d’auditabilité. La question P04 a ses trois stages essentiels ; reste à les rendre bloquants (#125).</w:t>
+        <w:t xml:space="preserve">La squad a ajouté un stage de sécurité au pipeline via les templates GitLab — SAST (failles dans son code) et scan de dépendances (CVE dans ses bibliothèques) — avec les résultats remontés dans les MR et une stratégie pour les vulnérabilités préexistantes. Le scan CVE renvoyé par P03-120 est traité ici, complémentaire de la fixation des versions. Le troisième filet, la sécurité, est en place, répondant à une exigence bancaire d’auditabilité. La question P04 a ses trois stages essentiels ; reste à les rendre bloquants.</w:t>
       </w:r>
     </w:p>
     <w:sectPr>
